--- a/www/content/abdomen-pelvis/Second part of duodenum.docx
+++ b/www/content/abdomen-pelvis/Second part of duodenum.docx
@@ -10,6 +10,15 @@
         <w:t>Second part of duodenum</w:t>
       </w:r>
     </w:p>
+    <w:p>
+      <w:pPr>
+        <w:pStyle w:val="Heading2"/>
+      </w:pPr>
+      <w:r>
+        <w:t>Anterior and posterior relations</w:t>
+      </w:r>
+    </w:p>
+    <w:p/>
     <w:p/>
     <w:p>
       <w:r>
@@ -68,7 +77,26 @@
     </w:p>
     <w:p>
       <w:r>
-        <w:t>Anterior and posterior relations</w:t>
+        <w:t>[YOUTUBE]</w:t>
+      </w:r>
+      <w:r>
+        <w:t xml:space="preserve"> </w:t>
+      </w:r>
+      <w:hyperlink r:id="rId5" w:history="1">
+        <w:r>
+          <w:rPr>
+            <w:rStyle w:val="Hyperlink"/>
+          </w:rPr>
+          <w:t>https://youtu.be/jJ3AgS4QCEU</w:t>
+        </w:r>
+      </w:hyperlink>
+    </w:p>
+    <w:p>
+      <w:pPr>
+        <w:pStyle w:val="Heading2"/>
+      </w:pPr>
+      <w:r>
+        <w:t>Arterial supply of duodenum</w:t>
       </w:r>
     </w:p>
     <w:p/>
@@ -79,9 +107,9 @@
         </w:rPr>
         <w:lastRenderedPageBreak/>
         <w:drawing>
-          <wp:inline distT="0" distB="0" distL="0" distR="0" wp14:anchorId="4D9C7247" wp14:editId="63C46B1C">
-            <wp:extent cx="5731510" cy="4049395"/>
-            <wp:effectExtent l="0" t="0" r="0" b="8255"/>
+          <wp:inline distT="0" distB="0" distL="0" distR="0" wp14:anchorId="4D9C7247" wp14:editId="2D9596AC">
+            <wp:extent cx="4579621" cy="3235569"/>
+            <wp:effectExtent l="0" t="0" r="0" b="3175"/>
             <wp:docPr id="1302788728" name="Picture 2"/>
             <wp:cNvGraphicFramePr>
               <a:graphicFrameLocks xmlns:a="http://schemas.openxmlformats.org/drawingml/2006/main" noChangeAspect="1"/>
@@ -96,7 +124,7 @@
                     </pic:cNvPicPr>
                   </pic:nvPicPr>
                   <pic:blipFill>
-                    <a:blip r:embed="rId5">
+                    <a:blip r:embed="rId6">
                       <a:extLst>
                         <a:ext uri="{28A0092B-C50C-407E-A947-70E740481C1C}">
                           <a14:useLocalDpi xmlns:a14="http://schemas.microsoft.com/office/drawing/2010/main" val="0"/>
@@ -111,7 +139,7 @@
                   <pic:spPr bwMode="auto">
                     <a:xfrm>
                       <a:off x="0" y="0"/>
-                      <a:ext cx="5731510" cy="4049395"/>
+                      <a:ext cx="4584799" cy="3239227"/>
                     </a:xfrm>
                     <a:prstGeom prst="rect">
                       <a:avLst/>
@@ -128,12 +156,15 @@
         </w:drawing>
       </w:r>
     </w:p>
+    <w:p/>
     <w:p>
-      <w:r>
-        <w:t>Arterial supply of duodenum</w:t>
+      <w:pPr>
+        <w:pStyle w:val="Heading2"/>
+      </w:pPr>
+      <w:r>
+        <w:t>Interior of second part of duodenum</w:t>
       </w:r>
     </w:p>
-    <w:p/>
     <w:p>
       <w:r>
         <w:rPr>
@@ -157,7 +188,7 @@
                     </pic:cNvPicPr>
                   </pic:nvPicPr>
                   <pic:blipFill>
-                    <a:blip r:embed="rId6" cstate="print">
+                    <a:blip r:embed="rId7" cstate="print">
                       <a:extLst>
                         <a:ext uri="{28A0092B-C50C-407E-A947-70E740481C1C}">
                           <a14:useLocalDpi xmlns:a14="http://schemas.microsoft.com/office/drawing/2010/main" val="0"/>
@@ -190,17 +221,19 @@
       </w:r>
     </w:p>
     <w:p>
-      <w:r>
-        <w:t>Interior of second part of duodenum</w:t>
+      <w:pPr>
+        <w:pStyle w:val="Heading2"/>
+      </w:pPr>
+      <w:r>
+        <w:lastRenderedPageBreak/>
+        <w:t>Common Pancreaticoduodenal Channel</w:t>
       </w:r>
     </w:p>
-    <w:p/>
     <w:p>
       <w:r>
         <w:rPr>
           <w:noProof/>
         </w:rPr>
-        <w:lastRenderedPageBreak/>
         <w:drawing>
           <wp:inline distT="0" distB="0" distL="0" distR="0" wp14:anchorId="446C5BB2" wp14:editId="437EB382">
             <wp:extent cx="5731510" cy="2829560"/>
@@ -219,7 +252,7 @@
                     </pic:cNvPicPr>
                   </pic:nvPicPr>
                   <pic:blipFill>
-                    <a:blip r:embed="rId7" cstate="print">
+                    <a:blip r:embed="rId8" cstate="print">
                       <a:extLst>
                         <a:ext uri="{28A0092B-C50C-407E-A947-70E740481C1C}">
                           <a14:useLocalDpi xmlns:a14="http://schemas.microsoft.com/office/drawing/2010/main" val="0"/>
@@ -254,85 +287,29 @@
     <w:p/>
     <w:p>
       <w:r>
-        <w:t>Common Pancreaticoduodenal Channel</w:t>
-      </w:r>
-    </w:p>
-    <w:p/>
-    <w:p>
-      <w:r>
-        <w:rPr>
-          <w:noProof/>
-        </w:rPr>
-        <w:drawing>
-          <wp:inline distT="0" distB="0" distL="0" distR="0" wp14:anchorId="04E0A424" wp14:editId="5D7314FB">
-            <wp:extent cx="5731510" cy="3223895"/>
-            <wp:effectExtent l="0" t="0" r="2540" b="0"/>
-            <wp:docPr id="553413644" name="Picture 5" descr="Background image"/>
-            <wp:cNvGraphicFramePr>
-              <a:graphicFrameLocks xmlns:a="http://schemas.openxmlformats.org/drawingml/2006/main" noChangeAspect="1"/>
-            </wp:cNvGraphicFramePr>
-            <a:graphic xmlns:a="http://schemas.openxmlformats.org/drawingml/2006/main">
-              <a:graphicData uri="http://schemas.openxmlformats.org/drawingml/2006/picture">
-                <pic:pic xmlns:pic="http://schemas.openxmlformats.org/drawingml/2006/picture">
-                  <pic:nvPicPr>
-                    <pic:cNvPr id="0" name="Picture 9" descr="Background image"/>
-                    <pic:cNvPicPr>
-                      <a:picLocks noChangeAspect="1" noChangeArrowheads="1"/>
-                    </pic:cNvPicPr>
-                  </pic:nvPicPr>
-                  <pic:blipFill>
-                    <a:blip r:embed="rId8">
-                      <a:extLst>
-                        <a:ext uri="{28A0092B-C50C-407E-A947-70E740481C1C}">
-                          <a14:useLocalDpi xmlns:a14="http://schemas.microsoft.com/office/drawing/2010/main" val="0"/>
-                        </a:ext>
-                      </a:extLst>
-                    </a:blip>
-                    <a:srcRect/>
-                    <a:stretch>
-                      <a:fillRect/>
-                    </a:stretch>
-                  </pic:blipFill>
-                  <pic:spPr bwMode="auto">
-                    <a:xfrm>
-                      <a:off x="0" y="0"/>
-                      <a:ext cx="5731510" cy="3223895"/>
-                    </a:xfrm>
-                    <a:prstGeom prst="rect">
-                      <a:avLst/>
-                    </a:prstGeom>
-                    <a:noFill/>
-                    <a:ln>
-                      <a:noFill/>
-                    </a:ln>
-                  </pic:spPr>
-                </pic:pic>
-              </a:graphicData>
-            </a:graphic>
-          </wp:inline>
-        </w:drawing>
+        <w:t>[CLINICAL]</w:t>
+      </w:r>
+      <w:r>
+        <w:t>Endoscopic retrograde cholangiopancreatography</w:t>
       </w:r>
     </w:p>
     <w:p>
       <w:r>
-        <w:t>Difference between jejunum and ileum</w:t>
-      </w:r>
-    </w:p>
-    <w:p/>
-    <w:p>
-      <w:pPr>
-        <w:pStyle w:val="Heading1"/>
-      </w:pPr>
-      <w:r>
-        <w:t>Endoscopic retrograde cholangiopancreatography</w:t>
+        <w:t>It is the technique of injecting radiocontrast material into the pancreatic and bile duct through major duodenal papilla for the diagnostic and therapeutic purposes</w:t>
+      </w:r>
+      <w:r>
+        <w:tab/>
       </w:r>
     </w:p>
     <w:p>
       <w:r>
-        <w:t>It is the technique of injecting radiocontrast material into the pancreatic and bile duct through major duodenal papilla for the diagnostic and therapeutic purposes</w:t>
-      </w:r>
-      <w:r>
-        <w:tab/>
+        <w:t>[YOUTUBE]</w:t>
+      </w:r>
+      <w:r>
+        <w:t xml:space="preserve"> </w:t>
+      </w:r>
+      <w:r>
+        <w:t>https://www.youtube.com/shorts/9lvoi9GNh28</w:t>
       </w:r>
     </w:p>
     <w:sectPr>
@@ -773,7 +750,6 @@
     <w:next w:val="Normal"/>
     <w:link w:val="Heading2Char"/>
     <w:uiPriority w:val="9"/>
-    <w:semiHidden/>
     <w:unhideWhenUsed/>
     <w:qFormat/>
     <w:rsid w:val="007F1F4D"/>
@@ -948,6 +924,7 @@
   <w:style w:type="character" w:default="1" w:styleId="DefaultParagraphFont">
     <w:name w:val="Default Paragraph Font"/>
     <w:uiPriority w:val="1"/>
+    <w:semiHidden/>
     <w:unhideWhenUsed/>
   </w:style>
   <w:style w:type="table" w:default="1" w:styleId="TableNormal">
@@ -989,7 +966,6 @@
     <w:basedOn w:val="DefaultParagraphFont"/>
     <w:link w:val="Heading2"/>
     <w:uiPriority w:val="9"/>
-    <w:semiHidden/>
     <w:rsid w:val="007F1F4D"/>
     <w:rPr>
       <w:rFonts w:asciiTheme="majorHAnsi" w:eastAsiaTheme="majorEastAsia" w:hAnsiTheme="majorHAnsi" w:cstheme="majorBidi"/>
@@ -1259,6 +1235,29 @@
       <w:smallCaps/>
       <w:color w:val="0F4761" w:themeColor="accent1" w:themeShade="BF"/>
       <w:spacing w:val="5"/>
+    </w:rPr>
+  </w:style>
+  <w:style w:type="character" w:styleId="Hyperlink">
+    <w:name w:val="Hyperlink"/>
+    <w:basedOn w:val="DefaultParagraphFont"/>
+    <w:uiPriority w:val="99"/>
+    <w:unhideWhenUsed/>
+    <w:rsid w:val="00896E6F"/>
+    <w:rPr>
+      <w:color w:val="467886" w:themeColor="hyperlink"/>
+      <w:u w:val="single"/>
+    </w:rPr>
+  </w:style>
+  <w:style w:type="character" w:styleId="UnresolvedMention">
+    <w:name w:val="Unresolved Mention"/>
+    <w:basedOn w:val="DefaultParagraphFont"/>
+    <w:uiPriority w:val="99"/>
+    <w:semiHidden/>
+    <w:unhideWhenUsed/>
+    <w:rsid w:val="00896E6F"/>
+    <w:rPr>
+      <w:color w:val="605E5C"/>
+      <w:shd w:val="clear" w:color="auto" w:fill="E1DFDD"/>
     </w:rPr>
   </w:style>
 </w:styles>

--- a/www/content/abdomen-pelvis/Second part of duodenum.docx
+++ b/www/content/abdomen-pelvis/Second part of duodenum.docx
@@ -105,58 +105,24 @@
         <w:rPr>
           <w:noProof/>
         </w:rPr>
-        <w:lastRenderedPageBreak/>
-        <w:drawing>
-          <wp:inline distT="0" distB="0" distL="0" distR="0" wp14:anchorId="4D9C7247" wp14:editId="2D9596AC">
-            <wp:extent cx="4579621" cy="3235569"/>
-            <wp:effectExtent l="0" t="0" r="0" b="3175"/>
-            <wp:docPr id="1302788728" name="Picture 2"/>
-            <wp:cNvGraphicFramePr>
-              <a:graphicFrameLocks xmlns:a="http://schemas.openxmlformats.org/drawingml/2006/main" noChangeAspect="1"/>
-            </wp:cNvGraphicFramePr>
-            <a:graphic xmlns:a="http://schemas.openxmlformats.org/drawingml/2006/main">
-              <a:graphicData uri="http://schemas.openxmlformats.org/drawingml/2006/picture">
-                <pic:pic xmlns:pic="http://schemas.openxmlformats.org/drawingml/2006/picture">
-                  <pic:nvPicPr>
-                    <pic:cNvPr id="0" name="Picture 3"/>
-                    <pic:cNvPicPr>
-                      <a:picLocks noChangeAspect="1" noChangeArrowheads="1"/>
-                    </pic:cNvPicPr>
-                  </pic:nvPicPr>
-                  <pic:blipFill>
-                    <a:blip r:embed="rId6">
-                      <a:extLst>
-                        <a:ext uri="{28A0092B-C50C-407E-A947-70E740481C1C}">
-                          <a14:useLocalDpi xmlns:a14="http://schemas.microsoft.com/office/drawing/2010/main" val="0"/>
-                        </a:ext>
-                      </a:extLst>
-                    </a:blip>
-                    <a:srcRect/>
-                    <a:stretch>
-                      <a:fillRect/>
-                    </a:stretch>
-                  </pic:blipFill>
-                  <pic:spPr bwMode="auto">
-                    <a:xfrm>
-                      <a:off x="0" y="0"/>
-                      <a:ext cx="4584799" cy="3239227"/>
-                    </a:xfrm>
-                    <a:prstGeom prst="rect">
-                      <a:avLst/>
-                    </a:prstGeom>
-                    <a:noFill/>
-                    <a:ln>
-                      <a:noFill/>
-                    </a:ln>
-                  </pic:spPr>
-                </pic:pic>
-              </a:graphicData>
-            </a:graphic>
-          </wp:inline>
-        </w:drawing>
-      </w:r>
-    </w:p>
-    <w:p/>
+        <w:t>[SVG]</w:t>
+      </w:r>
+      <w:r>
+        <w:t xml:space="preserve"> </w:t>
+      </w:r>
+      <w:r>
+        <w:rPr>
+          <w:noProof/>
+        </w:rPr>
+        <w:t>arterial supply of duodenum</w:t>
+      </w:r>
+      <w:r>
+        <w:rPr>
+          <w:noProof/>
+        </w:rPr>
+        <w:t xml:space="preserve">.svg </w:t>
+      </w:r>
+    </w:p>
     <w:p>
       <w:pPr>
         <w:pStyle w:val="Heading2"/>
@@ -167,57 +133,40 @@
     </w:p>
     <w:p>
       <w:r>
+        <w:t>[SVG]</w:t>
+      </w:r>
+      <w:r>
+        <w:t xml:space="preserve"> </w:t>
+      </w:r>
+      <w:r>
+        <w:t>interior of duodenum-01</w:t>
+      </w:r>
+      <w:r>
+        <w:t xml:space="preserve">.svg </w:t>
+      </w:r>
+    </w:p>
+    <w:p/>
+    <w:p>
+      <w:r>
         <w:rPr>
           <w:noProof/>
         </w:rPr>
-        <w:drawing>
-          <wp:inline distT="0" distB="0" distL="0" distR="0" wp14:anchorId="2918FD41" wp14:editId="6EB9650E">
-            <wp:extent cx="5731510" cy="2527300"/>
-            <wp:effectExtent l="0" t="0" r="2540" b="6350"/>
-            <wp:docPr id="302640957" name="Picture 3" descr="Background image"/>
-            <wp:cNvGraphicFramePr>
-              <a:graphicFrameLocks xmlns:a="http://schemas.openxmlformats.org/drawingml/2006/main" noChangeAspect="1"/>
-            </wp:cNvGraphicFramePr>
-            <a:graphic xmlns:a="http://schemas.openxmlformats.org/drawingml/2006/main">
-              <a:graphicData uri="http://schemas.openxmlformats.org/drawingml/2006/picture">
-                <pic:pic xmlns:pic="http://schemas.openxmlformats.org/drawingml/2006/picture">
-                  <pic:nvPicPr>
-                    <pic:cNvPr id="0" name="Picture 5" descr="Background image"/>
-                    <pic:cNvPicPr>
-                      <a:picLocks noChangeAspect="1" noChangeArrowheads="1"/>
-                    </pic:cNvPicPr>
-                  </pic:nvPicPr>
-                  <pic:blipFill>
-                    <a:blip r:embed="rId7" cstate="print">
-                      <a:extLst>
-                        <a:ext uri="{28A0092B-C50C-407E-A947-70E740481C1C}">
-                          <a14:useLocalDpi xmlns:a14="http://schemas.microsoft.com/office/drawing/2010/main" val="0"/>
-                        </a:ext>
-                      </a:extLst>
-                    </a:blip>
-                    <a:srcRect/>
-                    <a:stretch>
-                      <a:fillRect/>
-                    </a:stretch>
-                  </pic:blipFill>
-                  <pic:spPr bwMode="auto">
-                    <a:xfrm>
-                      <a:off x="0" y="0"/>
-                      <a:ext cx="5731510" cy="2527300"/>
-                    </a:xfrm>
-                    <a:prstGeom prst="rect">
-                      <a:avLst/>
-                    </a:prstGeom>
-                    <a:noFill/>
-                    <a:ln>
-                      <a:noFill/>
-                    </a:ln>
-                  </pic:spPr>
-                </pic:pic>
-              </a:graphicData>
-            </a:graphic>
-          </wp:inline>
-        </w:drawing>
+        <w:t>[SVG]</w:t>
+      </w:r>
+      <w:r>
+        <w:t xml:space="preserve"> </w:t>
+      </w:r>
+      <w:r>
+        <w:rPr>
+          <w:noProof/>
+        </w:rPr>
+        <w:t>sphincters of boyden</w:t>
+      </w:r>
+      <w:r>
+        <w:rPr>
+          <w:noProof/>
+        </w:rPr>
+        <w:t>.svg</w:t>
       </w:r>
     </w:p>
     <w:p>
@@ -252,7 +201,7 @@
                     </pic:cNvPicPr>
                   </pic:nvPicPr>
                   <pic:blipFill>
-                    <a:blip r:embed="rId8" cstate="print">
+                    <a:blip r:embed="rId6" cstate="print">
                       <a:extLst>
                         <a:ext uri="{28A0092B-C50C-407E-A947-70E740481C1C}">
                           <a14:useLocalDpi xmlns:a14="http://schemas.microsoft.com/office/drawing/2010/main" val="0"/>
@@ -308,10 +257,144 @@
       <w:r>
         <w:t xml:space="preserve"> </w:t>
       </w:r>
-      <w:r>
-        <w:t>https://www.youtube.com/shorts/9lvoi9GNh28</w:t>
-      </w:r>
-    </w:p>
+      <w:hyperlink r:id="rId7" w:history="1">
+        <w:r>
+          <w:rPr>
+            <w:rStyle w:val="Hyperlink"/>
+          </w:rPr>
+          <w:t>https://www.youtube.com/shorts/9lvoi9GNh28</w:t>
+        </w:r>
+      </w:hyperlink>
+    </w:p>
+    <w:p/>
+    <w:p>
+      <w:r>
+        <w:t>_____</w:t>
+      </w:r>
+      <w:r>
+        <w:t>MCQ_START</w:t>
+      </w:r>
+      <w:r>
+        <w:t>_____</w:t>
+      </w:r>
+    </w:p>
+    <w:p>
+      <w:r>
+        <w:t>1</w:t>
+      </w:r>
+      <w:r>
+        <w:t>Q1. The second (descending) part of the duodenum contains:</w:t>
+      </w:r>
+      <w:r>
+        <w:br/>
+        <w:t>A. Only pyloric sphincter</w:t>
+      </w:r>
+      <w:r>
+        <w:br/>
+        <w:t>B. Only pancreatic duct opening</w:t>
+      </w:r>
+      <w:r>
+        <w:br/>
+        <w:t>C. Major and minor duodenal papillae[CORRECT]</w:t>
+      </w:r>
+      <w:r>
+        <w:br/>
+        <w:t>D. Jejunal flexure</w:t>
+      </w:r>
+    </w:p>
+    <w:p>
+      <w:r>
+        <w:t>_____</w:t>
+      </w:r>
+    </w:p>
+    <w:p>
+      <w:r>
+        <w:t>Q2. The major duodenal papilla is the site of opening of:</w:t>
+      </w:r>
+      <w:r>
+        <w:br/>
+        <w:t>A. Superior mesenteric vessels</w:t>
+      </w:r>
+      <w:r>
+        <w:br/>
+        <w:t>B. Hepatic veins</w:t>
+      </w:r>
+      <w:r>
+        <w:br/>
+        <w:t>C. Common bile duct and main pancreatic duct[CORRECT]</w:t>
+      </w:r>
+      <w:r>
+        <w:br/>
+        <w:t>D. Splenic duct</w:t>
+      </w:r>
+    </w:p>
+    <w:p>
+      <w:r>
+        <w:t>_____</w:t>
+      </w:r>
+    </w:p>
+    <w:p>
+      <w:r>
+        <w:t>Q3. The major duodenal papilla is located on the:</w:t>
+      </w:r>
+      <w:r>
+        <w:br/>
+        <w:t>A. Anterior wall of first part of duodenum</w:t>
+      </w:r>
+      <w:r>
+        <w:br/>
+      </w:r>
+      <w:r>
+        <w:lastRenderedPageBreak/>
+        <w:t>B. Posterior wall of third part of duodenum</w:t>
+      </w:r>
+      <w:r>
+        <w:br/>
+        <w:t>C. Posteromedial wall of second part of duodenum[CORRECT]</w:t>
+      </w:r>
+      <w:r>
+        <w:br/>
+        <w:t>D. Lateral wall of fourth part of duodenum</w:t>
+      </w:r>
+    </w:p>
+    <w:p>
+      <w:r>
+        <w:t>_____</w:t>
+      </w:r>
+    </w:p>
+    <w:p>
+      <w:r>
+        <w:t>Q4. The minor duodenal papilla is usually located:</w:t>
+      </w:r>
+      <w:r>
+        <w:br/>
+        <w:t>A. Distal to major papilla</w:t>
+      </w:r>
+      <w:r>
+        <w:br/>
+        <w:t>B. At the junction of jejunum</w:t>
+      </w:r>
+      <w:r>
+        <w:br/>
+        <w:t>C. Proximal to the major duodenal papilla[CORRECT]</w:t>
+      </w:r>
+      <w:r>
+        <w:br/>
+        <w:t>D. In the first part of duodenum</w:t>
+      </w:r>
+    </w:p>
+    <w:p>
+      <w:r>
+        <w:t>____</w:t>
+      </w:r>
+      <w:r>
+        <w:t>MCQ_END</w:t>
+      </w:r>
+      <w:r>
+        <w:t>____</w:t>
+      </w:r>
+    </w:p>
+    <w:p/>
     <w:sectPr>
       <w:pgSz w:w="11906" w:h="16838"/>
       <w:pgMar w:top="1440" w:right="1440" w:bottom="1440" w:left="1440" w:header="708" w:footer="708" w:gutter="0"/>
@@ -924,7 +1007,6 @@
   <w:style w:type="character" w:default="1" w:styleId="DefaultParagraphFont">
     <w:name w:val="Default Paragraph Font"/>
     <w:uiPriority w:val="1"/>
-    <w:semiHidden/>
     <w:unhideWhenUsed/>
   </w:style>
   <w:style w:type="table" w:default="1" w:styleId="TableNormal">
